--- a/templates/HVAC/Offer_Company_22-05-26_TAGGED_HVAC.docx
+++ b/templates/HVAC/Offer_Company_22-05-26_TAGGED_HVAC.docx
@@ -96,25 +96,7 @@
           <w:b/>
           <w:lang w:val="en-US"/>
         </w:rPr>
-        <w:t>, {{</w:t>
-      </w:r>
-      <w:proofErr w:type="spellStart"/>
-      <w:r>
-        <w:rPr>
-          <w:rFonts w:ascii="Arial" w:hAnsi="Arial" w:cs="Arial"/>
-          <w:b/>
-          <w:lang w:val="en-US"/>
-        </w:rPr>
-        <w:t>offer_date</w:t>
-      </w:r>
-      <w:proofErr w:type="spellEnd"/>
-      <w:r>
-        <w:rPr>
-          <w:rFonts w:ascii="Arial" w:hAnsi="Arial" w:cs="Arial"/>
-          <w:b/>
-          <w:lang w:val="en-US"/>
-        </w:rPr>
-        <w:t>}}</w:t>
+        <w:t>, {{offer_date}}</w:t>
       </w:r>
     </w:p>
     <w:p>
@@ -139,25 +121,7 @@
           <w:b/>
           <w:lang w:val="en-US"/>
         </w:rPr>
-        <w:t xml:space="preserve"> №{{</w:t>
-      </w:r>
-      <w:proofErr w:type="spellStart"/>
-      <w:r>
-        <w:rPr>
-          <w:rFonts w:ascii="Arial" w:hAnsi="Arial" w:cs="Arial"/>
-          <w:b/>
-          <w:lang w:val="en-US"/>
-        </w:rPr>
-        <w:t>offer_version</w:t>
-      </w:r>
-      <w:proofErr w:type="spellEnd"/>
-      <w:r>
-        <w:rPr>
-          <w:rFonts w:ascii="Arial" w:hAnsi="Arial" w:cs="Arial"/>
-          <w:b/>
-          <w:lang w:val="en-US"/>
-        </w:rPr>
-        <w:t>}}</w:t>
+        <w:t xml:space="preserve"> №{{offer_version}}</w:t>
       </w:r>
     </w:p>
     <w:p>
@@ -185,33 +149,7 @@
           <w:sz w:val="22"/>
           <w:szCs w:val="22"/>
         </w:rPr>
-        <w:t>{{</w:t>
-      </w:r>
-      <w:proofErr w:type="spellStart"/>
-      <w:r>
-        <w:rPr>
-          <w:rFonts w:ascii="Arial" w:eastAsia="Times New Roman" w:hAnsi="Arial" w:cs="Arial"/>
-          <w:b/>
-          <w:bCs/>
-          <w:color w:val="auto"/>
-          <w:kern w:val="0"/>
-          <w:sz w:val="22"/>
-          <w:szCs w:val="22"/>
-        </w:rPr>
-        <w:t>client_company_full</w:t>
-      </w:r>
-      <w:proofErr w:type="spellEnd"/>
-      <w:r>
-        <w:rPr>
-          <w:rFonts w:ascii="Arial" w:eastAsia="Times New Roman" w:hAnsi="Arial" w:cs="Arial"/>
-          <w:b/>
-          <w:bCs/>
-          <w:color w:val="auto"/>
-          <w:kern w:val="0"/>
-          <w:sz w:val="22"/>
-          <w:szCs w:val="22"/>
-        </w:rPr>
-        <w:t>}}</w:t>
+        <w:t>{{client_company_full}}</w:t>
       </w:r>
     </w:p>
     <w:p>
@@ -351,45 +289,11 @@
         <w:rPr>
           <w:rFonts w:ascii="Arial" w:hAnsi="Arial" w:cs="Arial"/>
         </w:rPr>
-        <w:t>{{</w:t>
-      </w:r>
-      <w:proofErr w:type="spellStart"/>
-      <w:r>
-        <w:rPr>
-          <w:rFonts w:ascii="Arial" w:hAnsi="Arial" w:cs="Arial"/>
-        </w:rPr>
-        <w:t>intro_text</w:t>
-      </w:r>
-      <w:proofErr w:type="spellEnd"/>
-      <w:r>
-        <w:rPr>
-          <w:rFonts w:ascii="Arial" w:hAnsi="Arial" w:cs="Arial"/>
-        </w:rPr>
-        <w:t>}}</w:t>
+        <w:t>{{intro_text}}</w:t>
       </w:r>
     </w:p>
     <w:bookmarkEnd w:id="0"/>
     <w:bookmarkEnd w:id="1"/>
-    <w:p>
-      <w:pPr>
-        <w:spacing w:after="0" w:line="0" w:lineRule="atLeast"/>
-        <w:ind w:firstLine="709"/>
-        <w:jc w:val="both"/>
-        <w:rPr>
-          <w:rFonts w:ascii="Arial" w:hAnsi="Arial" w:cs="Arial"/>
-        </w:rPr>
-      </w:pPr>
-    </w:p>
-    <w:p>
-      <w:pPr>
-        <w:spacing w:after="0" w:line="0" w:lineRule="atLeast"/>
-        <w:ind w:firstLine="709"/>
-        <w:jc w:val="both"/>
-        <w:rPr>
-          <w:rFonts w:ascii="Arial" w:hAnsi="Arial" w:cs="Arial"/>
-        </w:rPr>
-      </w:pPr>
-    </w:p>
     <w:p>
       <w:pPr>
         <w:spacing w:after="0" w:line="0" w:lineRule="atLeast"/>
@@ -511,7 +415,6 @@
         </w:rPr>
         <w:t>{{</w:t>
       </w:r>
-      <w:proofErr w:type="spellStart"/>
       <w:r>
         <w:rPr>
           <w:rFonts w:ascii="Arial" w:hAnsi="Arial" w:cs="Arial"/>
@@ -519,7 +422,6 @@
         </w:rPr>
         <w:t>data_file</w:t>
       </w:r>
-      <w:proofErr w:type="spellEnd"/>
       <w:r>
         <w:rPr>
           <w:rFonts w:ascii="Arial" w:hAnsi="Arial" w:cs="Arial"/>
@@ -626,23 +528,7 @@
                 <w:rFonts w:ascii="Arial" w:hAnsi="Arial" w:cs="Arial"/>
                 <w:lang w:val="en-US"/>
               </w:rPr>
-              <w:t>{{</w:t>
-            </w:r>
-            <w:proofErr w:type="spellStart"/>
-            <w:r>
-              <w:rPr>
-                <w:rFonts w:ascii="Arial" w:hAnsi="Arial" w:cs="Arial"/>
-                <w:lang w:val="en-US"/>
-              </w:rPr>
-              <w:t>delivery_terms</w:t>
-            </w:r>
-            <w:proofErr w:type="spellEnd"/>
-            <w:r>
-              <w:rPr>
-                <w:rFonts w:ascii="Arial" w:hAnsi="Arial" w:cs="Arial"/>
-                <w:lang w:val="en-US"/>
-              </w:rPr>
-              <w:t>}}</w:t>
+              <w:t>{{delivery_terms}}</w:t>
             </w:r>
           </w:p>
         </w:tc>
@@ -665,23 +551,7 @@
                 <w:rFonts w:ascii="Arial" w:hAnsi="Arial" w:cs="Arial"/>
                 <w:lang w:val="en-US"/>
               </w:rPr>
-              <w:t>{{</w:t>
-            </w:r>
-            <w:proofErr w:type="spellStart"/>
-            <w:r>
-              <w:rPr>
-                <w:rFonts w:ascii="Arial" w:hAnsi="Arial" w:cs="Arial"/>
-                <w:lang w:val="en-US"/>
-              </w:rPr>
-              <w:t>installation_terms</w:t>
-            </w:r>
-            <w:proofErr w:type="spellEnd"/>
-            <w:r>
-              <w:rPr>
-                <w:rFonts w:ascii="Arial" w:hAnsi="Arial" w:cs="Arial"/>
-                <w:lang w:val="en-US"/>
-              </w:rPr>
-              <w:t>}}</w:t>
+              <w:t>{{installation_terms}}</w:t>
             </w:r>
           </w:p>
         </w:tc>
@@ -703,21 +573,7 @@
               <w:rPr>
                 <w:rFonts w:ascii="Arial" w:hAnsi="Arial" w:cs="Arial"/>
               </w:rPr>
-              <w:t>{{</w:t>
-            </w:r>
-            <w:proofErr w:type="spellStart"/>
-            <w:r>
-              <w:rPr>
-                <w:rFonts w:ascii="Arial" w:hAnsi="Arial" w:cs="Arial"/>
-              </w:rPr>
-              <w:t>startup_terms</w:t>
-            </w:r>
-            <w:proofErr w:type="spellEnd"/>
-            <w:r>
-              <w:rPr>
-                <w:rFonts w:ascii="Arial" w:hAnsi="Arial" w:cs="Arial"/>
-              </w:rPr>
-              <w:t>}}</w:t>
+              <w:t>{{startup_terms}}</w:t>
             </w:r>
           </w:p>
         </w:tc>
@@ -741,7 +597,6 @@
               </w:rPr>
               <w:t>{{</w:t>
             </w:r>
-            <w:proofErr w:type="spellStart"/>
             <w:r>
               <w:rPr>
                 <w:rFonts w:ascii="Arial" w:hAnsi="Arial" w:cs="Arial"/>
@@ -754,15 +609,7 @@
                 <w:rFonts w:ascii="Arial" w:hAnsi="Arial" w:cs="Arial"/>
                 <w:lang w:val="en-US"/>
               </w:rPr>
-              <w:t>_terms</w:t>
-            </w:r>
-            <w:proofErr w:type="spellEnd"/>
-            <w:r>
-              <w:rPr>
-                <w:rFonts w:ascii="Arial" w:hAnsi="Arial" w:cs="Arial"/>
-                <w:lang w:val="en-US"/>
-              </w:rPr>
-              <w:t>}}</w:t>
+              <w:t>_terms}}</w:t>
             </w:r>
           </w:p>
         </w:tc>
@@ -860,21 +707,7 @@
               <w:rPr>
                 <w:rFonts w:ascii="Arial" w:hAnsi="Arial" w:cs="Arial"/>
               </w:rPr>
-              <w:t>{{</w:t>
-            </w:r>
-            <w:proofErr w:type="spellStart"/>
-            <w:r>
-              <w:rPr>
-                <w:rFonts w:ascii="Arial" w:hAnsi="Arial" w:cs="Arial"/>
-              </w:rPr>
-              <w:t>delivery_time</w:t>
-            </w:r>
-            <w:proofErr w:type="spellEnd"/>
-            <w:r>
-              <w:rPr>
-                <w:rFonts w:ascii="Arial" w:hAnsi="Arial" w:cs="Arial"/>
-              </w:rPr>
-              <w:t>}}</w:t>
+              <w:t>{{delivery_time}}</w:t>
             </w:r>
           </w:p>
         </w:tc>
@@ -1076,23 +909,7 @@
                 <w:rFonts w:ascii="Arial" w:hAnsi="Arial" w:cs="Arial"/>
                 <w:b/>
               </w:rPr>
-              <w:t>{{</w:t>
-            </w:r>
-            <w:proofErr w:type="spellStart"/>
-            <w:r>
-              <w:rPr>
-                <w:rFonts w:ascii="Arial" w:hAnsi="Arial" w:cs="Arial"/>
-                <w:b/>
-              </w:rPr>
-              <w:t>unit_price_header</w:t>
-            </w:r>
-            <w:proofErr w:type="spellEnd"/>
-            <w:r>
-              <w:rPr>
-                <w:rFonts w:ascii="Arial" w:hAnsi="Arial" w:cs="Arial"/>
-                <w:b/>
-              </w:rPr>
-              <w:t>}}</w:t>
+              <w:t>{{unit_price_header}}</w:t>
             </w:r>
           </w:p>
         </w:tc>
@@ -1121,23 +938,7 @@
                 <w:rFonts w:ascii="Arial" w:hAnsi="Arial" w:cs="Arial"/>
                 <w:b/>
               </w:rPr>
-              <w:t>{{</w:t>
-            </w:r>
-            <w:proofErr w:type="spellStart"/>
-            <w:r>
-              <w:rPr>
-                <w:rFonts w:ascii="Arial" w:hAnsi="Arial" w:cs="Arial"/>
-                <w:b/>
-              </w:rPr>
-              <w:t>total_price_header</w:t>
-            </w:r>
-            <w:proofErr w:type="spellEnd"/>
-            <w:r>
-              <w:rPr>
-                <w:rFonts w:ascii="Arial" w:hAnsi="Arial" w:cs="Arial"/>
-                <w:b/>
-              </w:rPr>
-              <w:t>}}</w:t>
+              <w:t>{{total_price_header}}</w:t>
             </w:r>
           </w:p>
         </w:tc>
@@ -1167,23 +968,7 @@
                 <w:rFonts w:ascii="Arial" w:hAnsi="Arial" w:cs="Arial"/>
                 <w:bCs/>
               </w:rPr>
-              <w:t>{{</w:t>
-            </w:r>
-            <w:proofErr w:type="spellStart"/>
-            <w:r>
-              <w:rPr>
-                <w:rFonts w:ascii="Arial" w:hAnsi="Arial" w:cs="Arial"/>
-                <w:bCs/>
-              </w:rPr>
-              <w:t>item_no</w:t>
-            </w:r>
-            <w:proofErr w:type="spellEnd"/>
-            <w:r>
-              <w:rPr>
-                <w:rFonts w:ascii="Arial" w:hAnsi="Arial" w:cs="Arial"/>
-                <w:bCs/>
-              </w:rPr>
-              <w:t>}}</w:t>
+              <w:t>{{item_no}}</w:t>
             </w:r>
           </w:p>
         </w:tc>
@@ -1210,23 +995,7 @@
                 <w:rFonts w:ascii="Arial" w:hAnsi="Arial" w:cs="Arial"/>
                 <w:bCs/>
               </w:rPr>
-              <w:t>{{</w:t>
-            </w:r>
-            <w:proofErr w:type="spellStart"/>
-            <w:r>
-              <w:rPr>
-                <w:rFonts w:ascii="Arial" w:hAnsi="Arial" w:cs="Arial"/>
-                <w:bCs/>
-              </w:rPr>
-              <w:t>item_name</w:t>
-            </w:r>
-            <w:proofErr w:type="spellEnd"/>
-            <w:r>
-              <w:rPr>
-                <w:rFonts w:ascii="Arial" w:hAnsi="Arial" w:cs="Arial"/>
-                <w:bCs/>
-              </w:rPr>
-              <w:t>}}</w:t>
+              <w:t>{{item_name}}</w:t>
             </w:r>
           </w:p>
         </w:tc>
@@ -1254,23 +1023,7 @@
                 <w:rFonts w:ascii="Arial" w:hAnsi="Arial" w:cs="Arial"/>
                 <w:bCs/>
               </w:rPr>
-              <w:t>{{</w:t>
-            </w:r>
-            <w:proofErr w:type="spellStart"/>
-            <w:r>
-              <w:rPr>
-                <w:rFonts w:ascii="Arial" w:hAnsi="Arial" w:cs="Arial"/>
-                <w:bCs/>
-              </w:rPr>
-              <w:t>item_qty</w:t>
-            </w:r>
-            <w:proofErr w:type="spellEnd"/>
-            <w:r>
-              <w:rPr>
-                <w:rFonts w:ascii="Arial" w:hAnsi="Arial" w:cs="Arial"/>
-                <w:bCs/>
-              </w:rPr>
-              <w:t>}}</w:t>
+              <w:t>{{item_qty}}</w:t>
             </w:r>
           </w:p>
         </w:tc>
@@ -1298,23 +1051,7 @@
                 <w:rFonts w:ascii="Arial" w:hAnsi="Arial" w:cs="Arial"/>
                 <w:bCs/>
               </w:rPr>
-              <w:t>{{</w:t>
-            </w:r>
-            <w:proofErr w:type="spellStart"/>
-            <w:r>
-              <w:rPr>
-                <w:rFonts w:ascii="Arial" w:hAnsi="Arial" w:cs="Arial"/>
-                <w:bCs/>
-              </w:rPr>
-              <w:t>item_unit_price</w:t>
-            </w:r>
-            <w:proofErr w:type="spellEnd"/>
-            <w:r>
-              <w:rPr>
-                <w:rFonts w:ascii="Arial" w:hAnsi="Arial" w:cs="Arial"/>
-                <w:bCs/>
-              </w:rPr>
-              <w:t>}}</w:t>
+              <w:t>{{item_unit_price}}</w:t>
             </w:r>
           </w:p>
         </w:tc>
@@ -1342,23 +1079,7 @@
                 <w:rFonts w:ascii="Arial" w:hAnsi="Arial" w:cs="Arial"/>
                 <w:bCs/>
               </w:rPr>
-              <w:t>{{</w:t>
-            </w:r>
-            <w:proofErr w:type="spellStart"/>
-            <w:r>
-              <w:rPr>
-                <w:rFonts w:ascii="Arial" w:hAnsi="Arial" w:cs="Arial"/>
-                <w:bCs/>
-              </w:rPr>
-              <w:t>item_total</w:t>
-            </w:r>
-            <w:proofErr w:type="spellEnd"/>
-            <w:r>
-              <w:rPr>
-                <w:rFonts w:ascii="Arial" w:hAnsi="Arial" w:cs="Arial"/>
-                <w:bCs/>
-              </w:rPr>
-              <w:t>}}</w:t>
+              <w:t>{{item_total}}</w:t>
             </w:r>
           </w:p>
         </w:tc>
@@ -1389,23 +1110,7 @@
                 <w:rFonts w:ascii="Arial" w:hAnsi="Arial" w:cs="Arial"/>
                 <w:b/>
               </w:rPr>
-              <w:t>{{</w:t>
-            </w:r>
-            <w:proofErr w:type="spellStart"/>
-            <w:r>
-              <w:rPr>
-                <w:rFonts w:ascii="Arial" w:hAnsi="Arial" w:cs="Arial"/>
-                <w:b/>
-              </w:rPr>
-              <w:t>total_label</w:t>
-            </w:r>
-            <w:proofErr w:type="spellEnd"/>
-            <w:r>
-              <w:rPr>
-                <w:rFonts w:ascii="Arial" w:hAnsi="Arial" w:cs="Arial"/>
-                <w:b/>
-              </w:rPr>
-              <w:t>}}</w:t>
+              <w:t>{{total_label}}</w:t>
             </w:r>
           </w:p>
         </w:tc>
@@ -1433,23 +1138,7 @@
                 <w:rFonts w:ascii="Arial" w:hAnsi="Arial" w:cs="Arial"/>
                 <w:b/>
               </w:rPr>
-              <w:t>{{</w:t>
-            </w:r>
-            <w:proofErr w:type="spellStart"/>
-            <w:r>
-              <w:rPr>
-                <w:rFonts w:ascii="Arial" w:hAnsi="Arial" w:cs="Arial"/>
-                <w:b/>
-              </w:rPr>
-              <w:t>grand_total</w:t>
-            </w:r>
-            <w:proofErr w:type="spellEnd"/>
-            <w:r>
-              <w:rPr>
-                <w:rFonts w:ascii="Arial" w:hAnsi="Arial" w:cs="Arial"/>
-                <w:b/>
-              </w:rPr>
-              <w:t>}}</w:t>
+              <w:t>{{grand_total}}</w:t>
             </w:r>
           </w:p>
         </w:tc>
@@ -1513,31 +1202,7 @@
           <w:iCs/>
           <w:u w:val="single"/>
         </w:rPr>
-        <w:t>{</w:t>
-      </w:r>
-      <w:proofErr w:type="spellStart"/>
-      <w:r>
-        <w:rPr>
-          <w:rFonts w:ascii="Arial" w:hAnsi="Arial" w:cs="Arial"/>
-          <w:b/>
-          <w:bCs/>
-          <w:i/>
-          <w:iCs/>
-          <w:u w:val="single"/>
-        </w:rPr>
-        <w:t>total_price_block</w:t>
-      </w:r>
-      <w:proofErr w:type="spellEnd"/>
-      <w:r>
-        <w:rPr>
-          <w:rFonts w:ascii="Arial" w:hAnsi="Arial" w:cs="Arial"/>
-          <w:b/>
-          <w:bCs/>
-          <w:i/>
-          <w:iCs/>
-          <w:u w:val="single"/>
-        </w:rPr>
-        <w:t>}}</w:t>
+        <w:t>{total_price_block}}</w:t>
       </w:r>
     </w:p>
     <w:p>
@@ -1571,7 +1236,14 @@
           <w:rFonts w:ascii="Arial" w:hAnsi="Arial" w:cs="Arial"/>
           <w:b/>
         </w:rPr>
-        <w:t>ВАЛЮТА ПРЕДЛОЖЕНИЯ: ЕВРО</w:t>
+        <w:t xml:space="preserve">ВАЛЮТА ПРЕДЛОЖЕНИЯ: </w:t>
+      </w:r>
+      <w:r>
+        <w:rPr>
+          <w:rFonts w:ascii="Arial" w:hAnsi="Arial" w:cs="Arial"/>
+          <w:b/>
+        </w:rPr>
+        <w:t>{{currency_name}}</w:t>
       </w:r>
     </w:p>
     <w:p>
@@ -1781,7 +1453,6 @@
                 <w:color w:val="000000"/>
                 <w:lang w:eastAsia="ru-RU"/>
               </w:rPr>
-              <w:lastRenderedPageBreak/>
               <w:t>1</w:t>
             </w:r>
           </w:p>
@@ -1824,25 +1495,7 @@
                 <w:color w:val="000000"/>
                 <w:lang w:eastAsia="ru-RU"/>
               </w:rPr>
-              <w:t xml:space="preserve">В стоимость не включены кабели, медные трубы, </w:t>
-            </w:r>
-            <w:proofErr w:type="spellStart"/>
-            <w:r>
-              <w:rPr>
-                <w:rFonts w:ascii="Arial" w:eastAsia="Times New Roman" w:hAnsi="Arial" w:cs="Arial"/>
-                <w:color w:val="000000"/>
-                <w:lang w:eastAsia="ru-RU"/>
-              </w:rPr>
-              <w:t>распредшкаф</w:t>
-            </w:r>
-            <w:proofErr w:type="spellEnd"/>
-            <w:r>
-              <w:rPr>
-                <w:rFonts w:ascii="Arial" w:eastAsia="Times New Roman" w:hAnsi="Arial" w:cs="Arial"/>
-                <w:color w:val="000000"/>
-                <w:lang w:eastAsia="ru-RU"/>
-              </w:rPr>
-              <w:t xml:space="preserve"> для питания, опоры, трубы </w:t>
+              <w:t xml:space="preserve">В стоимость не включены кабели, медные трубы, распредшкаф для питания, опоры, трубы </w:t>
             </w:r>
           </w:p>
           <w:p>
@@ -1880,6 +1533,7 @@
                 <w:u w:val="single"/>
                 <w:lang w:eastAsia="ru-RU"/>
               </w:rPr>
+              <w:lastRenderedPageBreak/>
               <w:t>не входит в объем поставки оборудования ОВКВ</w:t>
             </w:r>
           </w:p>
@@ -1965,21 +1619,7 @@
         <w:rPr>
           <w:rFonts w:ascii="Arial" w:hAnsi="Arial" w:cs="Arial"/>
         </w:rPr>
-        <w:t>{{</w:t>
-      </w:r>
-      <w:proofErr w:type="spellStart"/>
-      <w:r>
-        <w:rPr>
-          <w:rFonts w:ascii="Arial" w:hAnsi="Arial" w:cs="Arial"/>
-        </w:rPr>
-        <w:t>payment_terms</w:t>
-      </w:r>
-      <w:proofErr w:type="spellEnd"/>
-      <w:r>
-        <w:rPr>
-          <w:rFonts w:ascii="Arial" w:hAnsi="Arial" w:cs="Arial"/>
-        </w:rPr>
-        <w:t>}}</w:t>
+        <w:t>{{payment_terms}}</w:t>
       </w:r>
     </w:p>
     <w:p>
@@ -2051,21 +1691,7 @@
         <w:rPr>
           <w:rFonts w:ascii="Arial" w:hAnsi="Arial" w:cs="Arial"/>
         </w:rPr>
-        <w:t xml:space="preserve">Гарантия не распространяется на расходные материалы, такие как фреон, клиновые ремни, воздушные фильтры, резиновые части (клапана Шрёдера), </w:t>
-      </w:r>
-      <w:proofErr w:type="spellStart"/>
-      <w:r>
-        <w:rPr>
-          <w:rFonts w:ascii="Arial" w:hAnsi="Arial" w:cs="Arial"/>
-        </w:rPr>
-        <w:t>соленойдные</w:t>
-      </w:r>
-      <w:proofErr w:type="spellEnd"/>
-      <w:r>
-        <w:rPr>
-          <w:rFonts w:ascii="Arial" w:hAnsi="Arial" w:cs="Arial"/>
-        </w:rPr>
-        <w:t xml:space="preserve"> клапаны.</w:t>
+        <w:t>Гарантия не распространяется на расходные материалы, такие как фреон, клиновые ремни, воздушные фильтры, резиновые части (клапана Шрёдера), соленойдные клапаны.</w:t>
       </w:r>
     </w:p>
     <w:p>
@@ -2213,61 +1839,25 @@
           <w:b/>
           <w:lang w:val="en-US"/>
         </w:rPr>
-        <w:t>{{</w:t>
-      </w:r>
-      <w:proofErr w:type="spellStart"/>
-      <w:r>
-        <w:rPr>
-          <w:rFonts w:ascii="Arial" w:hAnsi="Arial" w:cs="Arial"/>
-          <w:b/>
-          <w:lang w:val="en-US"/>
-        </w:rPr>
-        <w:t>signer_name</w:t>
-      </w:r>
-      <w:proofErr w:type="spellEnd"/>
-      <w:r>
-        <w:rPr>
-          <w:rFonts w:ascii="Arial" w:hAnsi="Arial" w:cs="Arial"/>
-          <w:b/>
-          <w:lang w:val="en-US"/>
-        </w:rPr>
-        <w:t>}}</w:t>
-      </w:r>
-    </w:p>
-    <w:p>
-      <w:pPr>
-        <w:spacing w:after="0" w:line="0" w:lineRule="atLeast"/>
-        <w:rPr>
-          <w:rFonts w:ascii="Arial" w:hAnsi="Arial" w:cs="Arial"/>
-          <w:b/>
-          <w:lang w:val="en-US"/>
-        </w:rPr>
-      </w:pPr>
-      <w:r>
-        <w:rPr>
-          <w:rFonts w:ascii="Arial" w:hAnsi="Arial" w:cs="Arial"/>
-          <w:b/>
-          <w:lang w:val="en-US"/>
-        </w:rPr>
-        <w:t>{{</w:t>
-      </w:r>
-      <w:proofErr w:type="spellStart"/>
-      <w:r>
-        <w:rPr>
-          <w:rFonts w:ascii="Arial" w:hAnsi="Arial" w:cs="Arial"/>
-          <w:b/>
-          <w:lang w:val="en-US"/>
-        </w:rPr>
-        <w:t>signer_position</w:t>
-      </w:r>
-      <w:proofErr w:type="spellEnd"/>
-      <w:r>
-        <w:rPr>
-          <w:rFonts w:ascii="Arial" w:hAnsi="Arial" w:cs="Arial"/>
-          <w:b/>
-          <w:lang w:val="en-US"/>
-        </w:rPr>
-        <w:t>}}</w:t>
+        <w:t>{{signer_name}}</w:t>
+      </w:r>
+    </w:p>
+    <w:p>
+      <w:pPr>
+        <w:spacing w:after="0" w:line="0" w:lineRule="atLeast"/>
+        <w:rPr>
+          <w:rFonts w:ascii="Arial" w:hAnsi="Arial" w:cs="Arial"/>
+          <w:b/>
+          <w:lang w:val="en-US"/>
+        </w:rPr>
+      </w:pPr>
+      <w:r>
+        <w:rPr>
+          <w:rFonts w:ascii="Arial" w:hAnsi="Arial" w:cs="Arial"/>
+          <w:b/>
+          <w:lang w:val="en-US"/>
+        </w:rPr>
+        <w:t>{{signer_position}}</w:t>
       </w:r>
     </w:p>
     <w:p>
@@ -2344,10 +1934,12 @@
           <w:szCs w:val="16"/>
           <w:lang w:val="en-US"/>
         </w:rPr>
-        <w:t>{{</w:t>
-      </w:r>
-      <w:proofErr w:type="spellStart"/>
-      <w:r>
+        <w:t>{{manager_name}}</w:t>
+      </w:r>
+    </w:p>
+    <w:p>
+      <w:pPr>
+        <w:spacing w:after="0" w:line="0" w:lineRule="atLeast"/>
         <w:rPr>
           <w:rFonts w:ascii="Arial" w:hAnsi="Arial" w:cs="Arial"/>
           <w:i/>
@@ -2355,9 +1947,7 @@
           <w:szCs w:val="16"/>
           <w:lang w:val="en-US"/>
         </w:rPr>
-        <w:t>manager_name</w:t>
-      </w:r>
-      <w:proofErr w:type="spellEnd"/>
+      </w:pPr>
       <w:r>
         <w:rPr>
           <w:rFonts w:ascii="Arial" w:hAnsi="Arial" w:cs="Arial"/>
@@ -2366,7 +1956,7 @@
           <w:szCs w:val="16"/>
           <w:lang w:val="en-US"/>
         </w:rPr>
-        <w:t>}}</w:t>
+        <w:t>{{manager_position}}</w:t>
       </w:r>
     </w:p>
     <w:p>
@@ -2388,9 +1978,19 @@
           <w:szCs w:val="16"/>
           <w:lang w:val="en-US"/>
         </w:rPr>
-        <w:t>{{</w:t>
-      </w:r>
-      <w:proofErr w:type="spellStart"/>
+        <w:t>{{manager_email}}</w:t>
+      </w:r>
+    </w:p>
+    <w:p>
+      <w:pPr>
+        <w:spacing w:after="0" w:line="0" w:lineRule="atLeast"/>
+        <w:rPr>
+          <w:rFonts w:ascii="Arial" w:hAnsi="Arial" w:cs="Arial"/>
+          <w:sz w:val="16"/>
+          <w:szCs w:val="16"/>
+          <w:lang w:val="en-US"/>
+        </w:rPr>
+      </w:pPr>
       <w:r>
         <w:rPr>
           <w:rFonts w:ascii="Arial" w:hAnsi="Arial" w:cs="Arial"/>
@@ -2399,105 +1999,7 @@
           <w:szCs w:val="16"/>
           <w:lang w:val="en-US"/>
         </w:rPr>
-        <w:t>manager_position</w:t>
-      </w:r>
-      <w:proofErr w:type="spellEnd"/>
-      <w:r>
-        <w:rPr>
-          <w:rFonts w:ascii="Arial" w:hAnsi="Arial" w:cs="Arial"/>
-          <w:i/>
-          <w:sz w:val="16"/>
-          <w:szCs w:val="16"/>
-          <w:lang w:val="en-US"/>
-        </w:rPr>
-        <w:t>}}</w:t>
-      </w:r>
-    </w:p>
-    <w:p>
-      <w:pPr>
-        <w:spacing w:after="0" w:line="0" w:lineRule="atLeast"/>
-        <w:rPr>
-          <w:rFonts w:ascii="Arial" w:hAnsi="Arial" w:cs="Arial"/>
-          <w:i/>
-          <w:sz w:val="16"/>
-          <w:szCs w:val="16"/>
-          <w:lang w:val="en-US"/>
-        </w:rPr>
-      </w:pPr>
-      <w:r>
-        <w:rPr>
-          <w:rFonts w:ascii="Arial" w:hAnsi="Arial" w:cs="Arial"/>
-          <w:i/>
-          <w:sz w:val="16"/>
-          <w:szCs w:val="16"/>
-          <w:lang w:val="en-US"/>
-        </w:rPr>
-        <w:t>{{</w:t>
-      </w:r>
-      <w:proofErr w:type="spellStart"/>
-      <w:r>
-        <w:rPr>
-          <w:rFonts w:ascii="Arial" w:hAnsi="Arial" w:cs="Arial"/>
-          <w:i/>
-          <w:sz w:val="16"/>
-          <w:szCs w:val="16"/>
-          <w:lang w:val="en-US"/>
-        </w:rPr>
-        <w:t>manager_email</w:t>
-      </w:r>
-      <w:proofErr w:type="spellEnd"/>
-      <w:r>
-        <w:rPr>
-          <w:rFonts w:ascii="Arial" w:hAnsi="Arial" w:cs="Arial"/>
-          <w:i/>
-          <w:sz w:val="16"/>
-          <w:szCs w:val="16"/>
-          <w:lang w:val="en-US"/>
-        </w:rPr>
-        <w:t>}}</w:t>
-      </w:r>
-    </w:p>
-    <w:p>
-      <w:pPr>
-        <w:spacing w:after="0" w:line="0" w:lineRule="atLeast"/>
-        <w:rPr>
-          <w:rFonts w:ascii="Arial" w:hAnsi="Arial" w:cs="Arial"/>
-          <w:sz w:val="16"/>
-          <w:szCs w:val="16"/>
-          <w:lang w:val="en-US"/>
-        </w:rPr>
-      </w:pPr>
-      <w:r>
-        <w:rPr>
-          <w:rFonts w:ascii="Arial" w:hAnsi="Arial" w:cs="Arial"/>
-          <w:i/>
-          <w:sz w:val="16"/>
-          <w:szCs w:val="16"/>
-          <w:lang w:val="en-US"/>
-        </w:rPr>
-        <w:t>{{</w:t>
-      </w:r>
-      <w:proofErr w:type="spellStart"/>
-      <w:r>
-        <w:rPr>
-          <w:rFonts w:ascii="Arial" w:hAnsi="Arial" w:cs="Arial"/>
-          <w:i/>
-          <w:sz w:val="16"/>
-          <w:szCs w:val="16"/>
-          <w:lang w:val="en-US"/>
-        </w:rPr>
-        <w:t>manager_phone</w:t>
-      </w:r>
-      <w:proofErr w:type="spellEnd"/>
-      <w:r>
-        <w:rPr>
-          <w:rFonts w:ascii="Arial" w:hAnsi="Arial" w:cs="Arial"/>
-          <w:i/>
-          <w:sz w:val="16"/>
-          <w:szCs w:val="16"/>
-          <w:lang w:val="en-US"/>
-        </w:rPr>
-        <w:t>}}</w:t>
+        <w:t>{{manager_phone}}</w:t>
       </w:r>
     </w:p>
     <w:sectPr>
@@ -3591,7 +3093,6 @@
   <w:style w:type="character" w:default="1" w:styleId="a0">
     <w:name w:val="Default Paragraph Font"/>
     <w:uiPriority w:val="1"/>
-    <w:semiHidden/>
     <w:unhideWhenUsed/>
   </w:style>
   <w:style w:type="table" w:default="1" w:styleId="a1">
